--- a/tai-lieu-noi-bo/moscow/tretyakov-gallery.docx
+++ b/tai-lieu-noi-bo/moscow/tretyakov-gallery.docx
@@ -100,6 +100,22 @@
     </w:p>
     <w:p>
       <w:pPr>
+        <w:pStyle w:val="ListBullet"/>
+      </w:pPr>
+      <w:r>
+        <w:t>Đi theo dòng chảy: từ phòng icon trung cổ (Rublev) → hội họa hàn lâm thế kỷ 19 → nhóm Lưu động (Peredvizhniki) → Vrubel và ngưỡng cửa hiện đại.</w:t>
+      </w:r>
+    </w:p>
+    <w:p>
+      <w:pPr>
+        <w:pStyle w:val="ListBullet"/>
+      </w:pPr>
+      <w:r>
+        <w:t>Nhiều kiệt tác có câu chuyện ly kỳ: bức «Ivan Hung đế» từng hai lần bị phá hoại; bức «Chúa Ba Ngôi» của Rublev đã được chuyển khỏi bảo tàng năm 2023 — nên kiểm tra trước khi hứa với khách.</w:t>
+      </w:r>
+    </w:p>
+    <w:p>
+      <w:pPr>
         <w:pStyle w:val="Heading1"/>
       </w:pPr>
       <w:r>
@@ -710,6 +726,267 @@
       </w:pPr>
       <w:r>
         <w:t>Và không thể quên kỳ tích thời chiến. Khi quân Đức áp sát Moskva năm 1941, cả kho tàng hội hoạ vô giá đã được cuộn lại, đóng hòm và bí mật đưa lên một đoàn tàu mười bảy toa vượt hàng nghìn cây số về Novosibirsk. Trong khi bom đạn đe doạ thủ đô, những kiệt tác của Repin, Ivanov, Vrubel vẫn được giữ an toàn nơi hậu phương Siberia, để rồi trở về nguyên vẹn sau ngày chiến thắng — một câu chuyện cảm động về việc con người liều mình gìn giữ cái đẹp giữa thời loạn.</w:t>
+      </w:r>
+    </w:p>
+    <w:p>
+      <w:pPr>
+        <w:pStyle w:val="Heading1"/>
+      </w:pPr>
+      <w:r>
+        <w:rPr>
+          <w:color w:val="152C4E"/>
+        </w:rPr>
+        <w:t>Phòng icon &amp; Andrei Rublev — «Chúa Ba Ngôi» và «Đức Mẹ Vladimir»</w:t>
+      </w:r>
+    </w:p>
+    <w:p>
+      <w:pPr>
+        <w:jc w:val="both"/>
+      </w:pPr>
+      <w:r>
+        <w:t>Khu icon (tranh thánh) là linh hồn cổ xưa nhất của bảo tàng. Viên ngọc quý nhất là bức «Chúa Ba Ngôi» (tiếng Nga: Троица, «Troitsa») do tu sĩ – họa sư Andrei Rublev (Андрей Рублёв) vẽ khoảng năm 1425–1427: ba thiên thần ngồi quanh một chiếc bàn, biểu trưng cho Ba Ngôi Thiên Chúa, với những đường nét thanh thoát và sắc lam dịu được xem là đỉnh cao của hội họa icon Nga. Cần lưu ý: năm 2023 bức tranh đã được chuyển khỏi bảo tàng để phục vụ tôn giáo (gây nhiều tranh luận trong giới bảo tồn), nên hướng dẫn viên hãy kiểm tra hiện trạng trước khi hứa cho khách xem bản gốc.</w:t>
+      </w:r>
+    </w:p>
+    <w:p>
+      <w:pPr>
+        <w:jc w:val="both"/>
+      </w:pPr>
+      <w:r>
+        <w:t>Một icon trứ danh khác là «Đức Mẹ Vladimir» (Богоматерь Владимирская) — tác phẩm mang phong cách Byzantine có niên đại từ thế kỷ 12, được coi là bảo vật thiêng liêng bậc nhất của nước Nga, gắn với nhiều truyền thuyết về việc che chở Moskva khỏi giặc ngoại xâm. Icon này thường được đặt tại nhà thờ Thánh Nikolai ở Tolmachi — một ngôi nhà thờ đang hoạt động, gắn liền với bảo tàng.</w:t>
+      </w:r>
+    </w:p>
+    <w:p>
+      <w:pPr>
+        <w:jc w:val="both"/>
+      </w:pPr>
+      <w:r>
+        <w:t>Gợi ý cách kể: giải thích cho khách rằng icon không phải là «tranh» theo nghĩa thông thường mà là đối tượng để cầu nguyện; người xưa không ký tên vì cho rằng họa sư chỉ là bàn tay chuyển tải điều thiêng liêng. Đó là lý do vì sao một danh tính như Rublev, được ghi nhận rõ ràng, lại quý hiếm đến vậy.</w:t>
+      </w:r>
+    </w:p>
+    <w:p>
+      <w:pPr>
+        <w:pStyle w:val="Heading1"/>
+      </w:pPr>
+      <w:r>
+        <w:rPr>
+          <w:color w:val="152C4E"/>
+        </w:rPr>
+        <w:t>Ilya Repin — «Ivan Hung đế và con trai» và «Không đợi mà về»</w:t>
+      </w:r>
+    </w:p>
+    <w:p>
+      <w:pPr>
+        <w:jc w:val="both"/>
+      </w:pPr>
+      <w:r>
+        <w:t>Bức tranh gây chấn động nhất phòng thế kỷ 19 là «Ivan Hung đế và con trai, ngày 16 tháng 11 năm 1581» (Иван Грозный и сын его Иван) của Ilya Repin (Илья Репин), vẽ trong các năm 1883–1885. Tranh khắc họa khoảnh khắc kinh hoàng ngay sau khi Sa hoàng Ivan IV, trong cơn thịnh nộ, đã dùng vương trượng đánh chết chính con trai mình: gương mặt người cha méo đi vì khiếp đảm và hối hận, đôi tay ghì chặt vết thương đang tuôn máu của con. Sức tả thực dữ dội đến mức đây trở thành bức tranh đầu tiên bị kiểm duyệt trong lịch sử Đế quốc Nga (cấm trưng bày ngày 1/4/1885, gỡ lệnh cấm tháng 7 cùng năm).</w:t>
+      </w:r>
+    </w:p>
+    <w:p>
+      <w:pPr>
+        <w:jc w:val="both"/>
+      </w:pPr>
+      <w:r>
+        <w:t>Bức tranh còn nổi tiếng vì hai lần bị phá hoại: năm 1913 một người tên Abram Balashov đã rạch ba nhát dao lên tranh; đến năm 2018 một khách say rượu lại dùng thanh kim loại đập vỡ, làm hư hại vùng trung tâm. Sau nhiều năm phục chế công phu, tác phẩm mới được đưa trở lại trưng bày. Đây là câu chuyện khiến khách vừa rùng mình vừa nhớ mãi.</w:t>
+      </w:r>
+    </w:p>
+    <w:p>
+      <w:pPr>
+        <w:jc w:val="both"/>
+      </w:pPr>
+      <w:r>
+        <w:t>Cũng của Repin, hãy tìm bức «Không đợi mà về» (Не ждали, 1884–1888): cảnh một người tù chính trị bất ngờ trở về nhà, bắt trọn khoảnh khắc bối rối và xúc động của cả gia đình. Repin là bậc thầy nắm bắt tâm lý con người trong một khoảnh khắc.</w:t>
+      </w:r>
+    </w:p>
+    <w:p>
+      <w:pPr>
+        <w:jc w:val="both"/>
+      </w:pPr>
+      <w:r>
+        <w:t>Gợi ý cách kể: đứng ở khoảng cách vừa đủ để khách thấy ánh mắt Ivan, rồi mới kể bối cảnh lịch sử. Với bức «Ivan Hung đế», hãy hỏi khách đoán xem chuyện gì vừa xảy ra trước khi tiết lộ — hiệu ứng kịch tính rất mạnh.</w:t>
+      </w:r>
+    </w:p>
+    <w:p>
+      <w:pPr>
+        <w:pStyle w:val="Heading1"/>
+      </w:pPr>
+      <w:r>
+        <w:rPr>
+          <w:color w:val="152C4E"/>
+        </w:rPr>
+        <w:t>Vasily Surikov — «Buổi sáng hành hình quân Cấm vệ» &amp; «Nữ quý tộc Morozova»</w:t>
+      </w:r>
+    </w:p>
+    <w:p>
+      <w:pPr>
+        <w:jc w:val="both"/>
+      </w:pPr>
+      <w:r>
+        <w:t>Vasily Surikov (Василий Суриков) là bậc thầy tranh lịch sử khổ lớn. «Buổi sáng hành hình quân Cấm vệ» (Утро стрелецкой казни, 1881) tái hiện buổi sáng ảm đạm trên Quảng trường Đỏ khi Pyotr Đại đế xử tử những lính Cấm vệ (streltsy) nổi loạn: hàng chục gương mặt, mỗi người một số phận, ngọn nến run rẩy trong tay tử tù, ánh mắt lạnh lùng của vị Sa hoàng trẻ. Toàn cảnh không đổ máu mà nghẹt thở vì căng thẳng chờ đợi.</w:t>
+      </w:r>
+    </w:p>
+    <w:p>
+      <w:pPr>
+        <w:jc w:val="both"/>
+      </w:pPr>
+      <w:r>
+        <w:t>Bức «Nữ quý tộc Morozova» (Боярыня Морозова, 1887) khắc họa nữ quý tộc Feodosia Morozova bị xích trên xe trượt tuyết kéo đi giữa đám đông, tay giơ cao hai ngón theo lối làm dấu thánh của phái Tín đồ Cũ (Old Believers) — biểu tượng của lòng kiên định đức tin. Sắc trắng của tuyết, sắc đen của áo choàng và những gương mặt trong đám đông tạo nên một trong những bố cục hoành tráng nhất của hội họa Nga.</w:t>
+      </w:r>
+    </w:p>
+    <w:p>
+      <w:pPr>
+        <w:jc w:val="both"/>
+      </w:pPr>
+      <w:r>
+        <w:t>Gợi ý cách kể: cả hai đều là tranh khổ rất lớn, nên mời khách lùi xa để thấy tổng thể, rồi lại gần xem từng gương mặt. Nhấn mạnh Surikov thường mất nhiều năm và vẽ vô số ký họa cho từng nhân vật quần chúng — mỗi khuôn mặt trong đám đông đều có nguyên mẫu thật.</w:t>
+      </w:r>
+    </w:p>
+    <w:p>
+      <w:pPr>
+        <w:pStyle w:val="Heading1"/>
+      </w:pPr>
+      <w:r>
+        <w:rPr>
+          <w:color w:val="152C4E"/>
+        </w:rPr>
+        <w:t>Viktor Vasnetsov và cổ tích Nga — «Ba dũng sĩ», «Alyonushka»</w:t>
+      </w:r>
+    </w:p>
+    <w:p>
+      <w:pPr>
+        <w:jc w:val="both"/>
+      </w:pPr>
+      <w:r>
+        <w:t>Chính họa sĩ Viktor Vasnetsov (Виктор Васнецов) là người thiết kế mặt tiền đỏ-trắng như tòa lâu đài cổ tích của bảo tàng (xây 1902–1904), nên rất hợp lý khi những kiệt tác «thần thoại» của ông được khách yêu thích. Bức «Ba dũng sĩ» (Богатыри, thường gọi «Three Bogatyrs», hoàn thành năm 1898 sau gần hai mươi năm ấp ủ) khắc họa ba tráng sĩ trong sử thi Nga cưỡi ngựa canh giữ biên cương: Ilya Muromets vạm vỡ ở giữa, Dobrynya Nikitich bên trái và chàng trẻ tuổi Alyosha Popovich bên phải. Đây được xem như biểu tượng của sức mạnh và tinh thần dân tộc Nga.</w:t>
+      </w:r>
+    </w:p>
+    <w:p>
+      <w:pPr>
+        <w:jc w:val="both"/>
+      </w:pPr>
+      <w:r>
+        <w:t>Bức «Alyonushka» (Алёнушка, 1881) lại dịu buồn: cô bé mồ côi trong truyện cổ ngồi bên hồ nước tối, gương mặt phảng phất nỗi cô đơn, cây cỏ như cũng đồng cảm với em. Vasnetsov đưa cả một thế giới cổ tích và dân gian Nga vào hội họa hàn lâm.</w:t>
+      </w:r>
+    </w:p>
+    <w:p>
+      <w:pPr>
+        <w:jc w:val="both"/>
+      </w:pPr>
+      <w:r>
+        <w:t>Gợi ý cách kể: khách Việt rất dễ đồng cảm với motif cổ tích. Có thể ví «Ba dũng sĩ» như hình ảnh những người anh hùng giữ nước trong truyện dân gian, còn «Alyonushka» thì gợi nhớ những câu chuyện cổ tích buồn về cô bé mồ côi.</w:t>
+      </w:r>
+    </w:p>
+    <w:p>
+      <w:pPr>
+        <w:pStyle w:val="Heading1"/>
+      </w:pPr>
+      <w:r>
+        <w:rPr>
+          <w:color w:val="152C4E"/>
+        </w:rPr>
+        <w:t>Alexander Ivanov — «Chúa hiện ra trước dân chúng»</w:t>
+      </w:r>
+    </w:p>
+    <w:p>
+      <w:pPr>
+        <w:jc w:val="both"/>
+      </w:pPr>
+      <w:r>
+        <w:t>Một tác phẩm có hẳn phòng riêng là «Chúa hiện ra trước dân chúng» (Явление Христа народу) của Alexander Ivanov (Александр Иванов). Đây là bức tranh sơn dầu khổng lồ, kích thước khoảng 5,4 × 7,5 mét (540 × 750 cm), mà họa sĩ đã dồn gần trọn hai mươi năm cuộc đời để hoàn thành (1837–1857).</w:t>
+      </w:r>
+    </w:p>
+    <w:p>
+      <w:pPr>
+        <w:jc w:val="both"/>
+      </w:pPr>
+      <w:r>
+        <w:t>Trung tâm tranh là Thánh Gioan Tẩy Giả khoác áo da thú, đứng bên bờ sông Jordan và chỉ tay về phía xa, nơi Chúa Giê-su đang tiến lại; xung quanh là đủ hạng người với muôn vẻ phản ứng — hoài nghi, hy vọng, sợ hãi. Ivanov còn vẽ chính mình vào tranh (nhân vật đội khăn đỏ). Để chuẩn bị, ông đã vẽ hàng trăm bức ký họa nghiên cứu, nhiều bức trong số đó cũng được trưng bày cạnh tranh chính.</w:t>
+      </w:r>
+    </w:p>
+    <w:p>
+      <w:pPr>
+        <w:jc w:val="both"/>
+      </w:pPr>
+      <w:r>
+        <w:t>Gợi ý cách kể: nhấn con số «hai mươi năm cho một bức tranh» để khách cảm nhận sự tận hiến. Mời khách thử tìm gương mặt tự họa của họa sĩ, và quan sát cách mỗi nhân vật có một biểu cảm riêng — như một «sân khấu» đông người đóng băng trong khoảnh khắc.</w:t>
+      </w:r>
+    </w:p>
+    <w:p>
+      <w:pPr>
+        <w:pStyle w:val="Heading1"/>
+      </w:pPr>
+      <w:r>
+        <w:rPr>
+          <w:color w:val="152C4E"/>
+        </w:rPr>
+        <w:t>Những kiệt tác khác nên dừng chân</w:t>
+      </w:r>
+    </w:p>
+    <w:p>
+      <w:pPr>
+        <w:jc w:val="both"/>
+      </w:pPr>
+      <w:r>
+        <w:t>«Con quỷ ngồi» (Демон сидящий, 1890) của Mikhail Vrubel (Михаил Врубель): một sinh vật u sầu với cơ bắp cuộn và ánh nhìn đau đáu, vẽ bằng những mảng màu như khảm đá — báo hiệu hội họa Nga bước vào thời hiện đại. Vrubel bị ám ảnh bởi hình tượng «con quỷ» suốt nhiều năm cuối đời.</w:t>
+      </w:r>
+    </w:p>
+    <w:p>
+      <w:pPr>
+        <w:jc w:val="both"/>
+      </w:pPr>
+      <w:r>
+        <w:t>«Buổi sáng trong rừng thông» (Утро в сосновом лесу, 1889) của Ivan Shishkin, với những chú gấu con do họa sĩ Konstantin Savitsky vẽ thêm: chính hình ảnh đàn gấu này về sau in trên vỏ kẹo sô-cô-la «Mishka» trứ danh thời Liên Xô — một chi tiết khách Việt lớn tuổi rất thích vì gợi ký ức.</w:t>
+      </w:r>
+    </w:p>
+    <w:p>
+      <w:pPr>
+        <w:jc w:val="both"/>
+      </w:pPr>
+      <w:r>
+        <w:t>«Người đàn bà vô danh» (Неизвестная, 1883) của Ivan Kramskoi: quý cô kiêu sa ngồi trên xe ngựa nhìn xuống người xem, danh tính đến nay vẫn là bí ẩn; và «Chúa Giê-su trong hoang mạc» (Христос в пустыне, 1872) cũng của Kramskoi. Cùng với đó là «Đàn quạ đã về» (Грачи прилетели, 1871) của Alexei Savrasov — bức tranh nhỏ được coi là khai sinh dòng phong cảnh trữ tình Nga, tả khoảnh khắc mùa xuân chớm về trên một làng quê tuyết còn chưa tan.</w:t>
+      </w:r>
+    </w:p>
+    <w:p>
+      <w:pPr>
+        <w:jc w:val="both"/>
+      </w:pPr>
+      <w:r>
+        <w:t>Gợi ý cách kể: đây là những bức không quá lớn nhưng giàu câu chuyện; hãy chọn 2–3 bức hợp gu đoàn để kể sâu thay vì lướt qua tất cả. Với đoàn ít thời gian, «Buổi sáng trong rừng thông» (kẹo Mishka) và «Người đàn bà vô danh» là hai điểm dừng dễ gây thích thú.</w:t>
+      </w:r>
+    </w:p>
+    <w:p>
+      <w:pPr>
+        <w:pStyle w:val="Heading1"/>
+      </w:pPr>
+      <w:r>
+        <w:rPr>
+          <w:color w:val="152C4E"/>
+        </w:rPr>
+        <w:t>Gợi ý lộ trình tham quan &amp; cách kể cho khách Việt</w:t>
+      </w:r>
+    </w:p>
+    <w:p>
+      <w:pPr>
+        <w:jc w:val="both"/>
+      </w:pPr>
+      <w:r>
+        <w:t>Bảo tàng hiện lưu giữ hơn 130.000 tác phẩm, không thể xem hết trong một buổi. Lộ trình gợi ý khoảng 90 phút, đi theo dòng thời gian: phòng icon và Rublev (khởi nguồn) → hội họa thế kỷ 18–19 → phòng Repin và Surikov (đỉnh cao tả thực và tranh lịch sử) → phòng Vasnetsov (cổ tích) và phòng riêng của Ivanov → khép lại ở Vrubel như cây cầu sang nghệ thuật hiện đại.</w:t>
+      </w:r>
+    </w:p>
+    <w:p>
+      <w:pPr>
+        <w:jc w:val="both"/>
+      </w:pPr>
+      <w:r>
+        <w:t>Nhắc khách phân biệt: tòa nhà chính cổ tích ở ngõ Lavrushinsky (Лаврушинский переулок 10) trưng bày nghệ thuật Nga tới đầu thế kỷ 20; còn nghệ thuật thế kỷ 20 (Malevich, Kandinsky, tranh Xô-viết) nằm ở một cơ sở khác là New Tretyakov trên phố Krymsky Val. Đừng để khách nhầm hai nơi.</w:t>
+      </w:r>
+    </w:p>
+    <w:p>
+      <w:pPr>
+        <w:jc w:val="both"/>
+      </w:pPr>
+      <w:r>
+        <w:t>Bối cảnh nên kể: thương gia Pavel Tretyakov (Павел Третьяков) bắt đầu sưu tầm từ năm 1856 với tâm nguyện xây một bảo tàng nghệ thuật dân tộc cho công chúng; năm 1892 ông hiến tặng toàn bộ bộ sưu tập (khoảng 2.000 tác phẩm khi đó) cho thành phố Moskva, và bảo tàng mở cửa cho công chúng năm 1893. Nhấn mạnh: đây là món quà của một cá nhân tặng cho cả dân tộc — một câu chuyện đẹp về tấm lòng với văn hóa.</w:t>
       </w:r>
     </w:p>
     <w:p>
@@ -930,6 +1207,66 @@
       </w:r>
     </w:p>
     <w:p>
+      <w:r>
+        <w:rPr>
+          <w:sz w:val="22"/>
+        </w:rPr>
+        <w:t xml:space="preserve">• Wikipedia (EN) — State Tretyakov Gallery — </w:t>
+      </w:r>
+      <w:r>
+        <w:rPr>
+          <w:color w:val="204A86"/>
+          <w:sz w:val="20"/>
+        </w:rPr>
+        <w:t>https://en.wikipedia.org/wiki/Tretyakov_Gallery</w:t>
+      </w:r>
+    </w:p>
+    <w:p>
+      <w:r>
+        <w:rPr>
+          <w:sz w:val="22"/>
+        </w:rPr>
+        <w:t xml:space="preserve">• Wikipedia (EN) — Ivan the Terrible and His Son Ivan (Repin) — </w:t>
+      </w:r>
+      <w:r>
+        <w:rPr>
+          <w:color w:val="204A86"/>
+          <w:sz w:val="20"/>
+        </w:rPr>
+        <w:t>https://en.wikipedia.org/wiki/Ivan_the_Terrible_and_His_Son_Ivan</w:t>
+      </w:r>
+    </w:p>
+    <w:p>
+      <w:r>
+        <w:rPr>
+          <w:sz w:val="22"/>
+        </w:rPr>
+        <w:t xml:space="preserve">• Wikipedia (EN) — The Appearance of Christ Before the People (Ivanov) — </w:t>
+      </w:r>
+      <w:r>
+        <w:rPr>
+          <w:color w:val="204A86"/>
+          <w:sz w:val="20"/>
+        </w:rPr>
+        <w:t>https://en.wikipedia.org/wiki/The_Appearance_of_Christ_Before_the_People</w:t>
+      </w:r>
+    </w:p>
+    <w:p>
+      <w:r>
+        <w:rPr>
+          <w:sz w:val="22"/>
+        </w:rPr>
+        <w:t xml:space="preserve">• Trang chính thức bảo tàng — tretyakovgallery.ru — </w:t>
+      </w:r>
+      <w:r>
+        <w:rPr>
+          <w:color w:val="204A86"/>
+          <w:sz w:val="20"/>
+        </w:rPr>
+        <w:t>https://www.tretyakovgallery.ru</w:t>
+      </w:r>
+    </w:p>
+    <w:p>
       <w:pPr>
         <w:pStyle w:val="Heading2"/>
       </w:pPr>
@@ -1006,11 +1343,47 @@
     <w:p>
       <w:r>
         <w:rPr>
+          <w:color w:val="5C6773"/>
+          <w:sz w:val="20"/>
+        </w:rPr>
+        <w:t>Wikipedia (EN) «Tretyakov Gallery» — thành lập 1856 bởi Pavel Tretyakov, hiến tặng Moskva 1892 (~2.000 tác phẩm), mở cửa 15/8/1893, mặt tiền Vasnetsov 1902–1904, hơn 130.000 hiện vật; bức «Chúa Ba Ngôi» của Rublev được chuyển đi năm 2023.</w:t>
+      </w:r>
+    </w:p>
+    <w:p>
+      <w:r>
+        <w:rPr>
+          <w:color w:val="5C6773"/>
+          <w:sz w:val="20"/>
+        </w:rPr>
+        <w:t>Wikipedia (EN) «Ivan the Terrible and His Son Ivan» — Repin vẽ 1883–1885, bị cấm trưng bày 1/4/1885 (bức tranh đầu tiên bị kiểm duyệt ở Đế quốc Nga), bị phá hoại 1913 (Abram Balashov) và 2018, phục chế và trưng bày lại.</w:t>
+      </w:r>
+    </w:p>
+    <w:p>
+      <w:r>
+        <w:rPr>
+          <w:color w:val="5C6773"/>
+          <w:sz w:val="20"/>
+        </w:rPr>
+        <w:t>Wikipedia (EN) «The Appearance of Christ Before the People» — Ivanov vẽ 1837–1857, kích thước 540 × 750 cm, Gioan Tẩy Giả ở trung tâm, họa sĩ tự họa mình đội khăn đỏ.</w:t>
+      </w:r>
+    </w:p>
+    <w:p>
+      <w:r>
+        <w:rPr>
+          <w:color w:val="5C6773"/>
+          <w:sz w:val="20"/>
+        </w:rPr>
+        <w:t>Dữ kiện các tác phẩm Surikov («Утро стрелецкой казни» 1881, «Боярыня Морозова» 1887), Vasnetsov («Богатыри» 1898, «Алёнушка» 1881), Vrubel («Демон сидящий» 1890), Shishkin/Savitsky («Утро в сосновом лесу» 1889), Kramskoi («Неизвестная» 1883), Savrasov («Грачи прилетели» 1871): lịch sử mỹ thuật Nga phổ quát — nên đối chiếu bảng chú thích tại phòng trưng bày.</w:t>
+      </w:r>
+    </w:p>
+    <w:p>
+      <w:r>
+        <w:rPr>
           <w:i/>
           <w:color w:val="5C6773"/>
           <w:sz w:val="18"/>
         </w:rPr>
-        <w:t>Tài liệu nội bộ — không dùng cho mục đích public. Biên soạn nguyên gốc, có dẫn nguồn. Cập nhật 2026-08-11.</w:t>
+        <w:t>Tài liệu nội bộ — không dùng cho mục đích public. Biên soạn nguyên gốc, có dẫn nguồn. Cập nhật 2026-09-28.</w:t>
       </w:r>
     </w:p>
     <w:sectPr>

--- a/tai-lieu-noi-bo/moscow/tretyakov-gallery.docx
+++ b/tai-lieu-noi-bo/moscow/tretyakov-gallery.docx
@@ -116,6 +116,38 @@
     </w:p>
     <w:p>
       <w:pPr>
+        <w:pStyle w:val="ListBullet"/>
+      </w:pPr>
+      <w:r>
+        <w:t>Gian Vrubel với «Con quỷ ngồi» (1890) — kiệt tác tượng trưng vẽ như ghép từ pha lê.</w:t>
+      </w:r>
+    </w:p>
+    <w:p>
+      <w:pPr>
+        <w:pStyle w:val="ListBullet"/>
+      </w:pPr>
+      <w:r>
+        <w:t>«Sự tôn vinh chiến tranh» của Vereshchagin (1871) — kim tự tháp sọ người, tuyên ngôn phản chiến bất hủ.</w:t>
+      </w:r>
+    </w:p>
+    <w:p>
+      <w:pPr>
+        <w:pStyle w:val="ListBullet"/>
+      </w:pPr>
+      <w:r>
+        <w:t>«Hình vuông đen» của Malevich (1915) ở cơ sở Tretyakov Mới (Krymsky Val) — bước ngoặt nghệ thuật trừu tượng thế giới.</w:t>
+      </w:r>
+    </w:p>
+    <w:p>
+      <w:pPr>
+        <w:pStyle w:val="ListBullet"/>
+      </w:pPr>
+      <w:r>
+        <w:t>Lưu ý: Tretyakov cổ điển (Lavrushinsky) và Tretyakov Mới (Krymsky Val) là hai địa điểm riêng, vé riêng.</w:t>
+      </w:r>
+    </w:p>
+    <w:p>
+      <w:pPr>
         <w:pStyle w:val="Heading1"/>
       </w:pPr>
       <w:r>
@@ -952,6 +984,173 @@
       </w:pPr>
       <w:r>
         <w:t>Gợi ý cách kể: đây là những bức không quá lớn nhưng giàu câu chuyện; hãy chọn 2–3 bức hợp gu đoàn để kể sâu thay vì lướt qua tất cả. Với đoàn ít thời gian, «Buổi sáng trong rừng thông» (kẹo Mishka) và «Người đàn bà vô danh» là hai điểm dừng dễ gây thích thú.</w:t>
+      </w:r>
+    </w:p>
+    <w:p>
+      <w:pPr>
+        <w:pStyle w:val="Heading1"/>
+      </w:pPr>
+      <w:r>
+        <w:rPr>
+          <w:color w:val="152C4E"/>
+        </w:rPr>
+        <w:t>Mikhail Vrubel và «Con quỷ ngồi» (Демон сидящий, 1890)</w:t>
+      </w:r>
+    </w:p>
+    <w:p>
+      <w:pPr>
+        <w:jc w:val="both"/>
+      </w:pPr>
+      <w:r>
+        <w:t>Trong gian dành riêng cho Mikhail Vrubel (Михаил Врубель), kiệt tác «Con quỷ ngồi» (1890) hiện ra như được ghép từ vô số mảnh pha lê lấp lánh — phong cách khảm đặc trưng khiến bức tranh vừa dữ dội vừa u sầu. Nhân vật không phải quỷ dữ theo nghĩa tôn giáo, mà là một «tinh thần nổi loạn» cô đơn, lấy cảm hứng từ trường ca «Con quỷ» của thi hào Lermontov.</w:t>
+      </w:r>
+    </w:p>
+    <w:p>
+      <w:pPr>
+        <w:jc w:val="both"/>
+      </w:pPr>
+      <w:r>
+        <w:t>Vrubel bị ám ảnh bởi hình tượng này suốt đời và vẽ nhiều biến thể, trong đó có «Con quỷ gục ngã». Những năm cuối, ông lâm bệnh và mất thị lực, khiến các bức tranh càng nhuốm màu số phận bi kịch.</w:t>
+      </w:r>
+    </w:p>
+    <w:p>
+      <w:pPr>
+        <w:jc w:val="both"/>
+      </w:pPr>
+      <w:r>
+        <w:t>Mẹo kể cho khách Việt: hãy để khách lại gần ngắm nét cọ «vỡ mảnh» như kính màu, rồi lùi ra xa để khối hình hiện lên — một trải nghiệm thị giác rất riêng của Vrubel, khác hẳn lối vẽ hiện thực mượt mà ở các gian bên cạnh.</w:t>
+      </w:r>
+    </w:p>
+    <w:p>
+      <w:pPr>
+        <w:pStyle w:val="Heading1"/>
+      </w:pPr>
+      <w:r>
+        <w:rPr>
+          <w:color w:val="152C4E"/>
+        </w:rPr>
+        <w:t>Phong cảnh Nga: Shishkin, Savrasov, Levitan, Kuindzhi</w:t>
+      </w:r>
+    </w:p>
+    <w:p>
+      <w:pPr>
+        <w:jc w:val="both"/>
+      </w:pPr>
+      <w:r>
+        <w:t>Ivan Shishkin (Иван Шишкин) được mệnh danh «sa hoàng của rừng»; bức «Buổi sáng trong rừng thông» (Утро в сосновом лесу, 1889) với đàn gấu con nghịch ngợm quen thuộc tới mức từng in trên vỏ kẹo sô-cô-la Nga. Ít ai biết mấy chú gấu do người bạn Konstantin Savitsky vẽ giúp.</w:t>
+      </w:r>
+    </w:p>
+    <w:p>
+      <w:pPr>
+        <w:jc w:val="both"/>
+      </w:pPr>
+      <w:r>
+        <w:t>Alexey Savrasov (Алексей Саврасов) mở ra dòng phong cảnh trữ tình Nga với «Đàn quạ đã bay về» (Грачи прилетели, 1871) — cảnh xuân chớm về giản dị mà lay động, được coi là bức tranh «có hồn Nga» nhất. Isaac Levitan (Исаак Левитан) nâng phong cảnh tâm trạng lên đỉnh cao với «Trên cõi tịnh hằng» (1894) và «Mùa thu vàng». Arkhip Kuindzhi (Архип Куинджи) lại là bậc thầy ánh sáng với «Rừng bạch dương» (1879).</w:t>
+      </w:r>
+    </w:p>
+    <w:p>
+      <w:pPr>
+        <w:jc w:val="both"/>
+      </w:pPr>
+      <w:r>
+        <w:t>Mẹo kể: cụm phòng phong cảnh là quãng «nghỉ mắt» tuyệt vời giữa các bức lịch sử nặng nề — gợi khách liên hệ với thiên nhiên bốn mùa của nước Nga mà họ vừa thấy ngoài cửa sổ.</w:t>
+      </w:r>
+    </w:p>
+    <w:p>
+      <w:pPr>
+        <w:pStyle w:val="Heading1"/>
+      </w:pPr>
+      <w:r>
+        <w:rPr>
+          <w:color w:val="152C4E"/>
+        </w:rPr>
+        <w:t>Chân dung &amp; đời thường: Serov, Kramskoi, Perov, Bryullov</w:t>
+      </w:r>
+    </w:p>
+    <w:p>
+      <w:pPr>
+        <w:jc w:val="both"/>
+      </w:pPr>
+      <w:r>
+        <w:t>«Cô bé với những quả đào» (Девочка с персиками, 1887) của Valentin Serov toả ra sự tươi trẻ, hồn nhiên hiếm có — được xem là một trong những chân dung đẹp nhất hội hoạ Nga. «Người đàn bà vô danh» (Неизвестная, 1883) của Ivan Kramskoi thì bí ẩn ngược lại: một quý bà kiêu sa trên cỗ xe ngựa giữa Peterburg mà đến nay không ai biết chắc là ai.</w:t>
+      </w:r>
+    </w:p>
+    <w:p>
+      <w:pPr>
+        <w:jc w:val="both"/>
+      </w:pPr>
+      <w:r>
+        <w:t>Vasily Perov (Василий Перов) chạm vào lương tri với «Troika» (1866) — ba đứa trẻ kéo thùng nước nặng trong giá rét, một bản cáo trạng về lao động trẻ em. Karl Bryullov khoe tài với «Nữ kỵ sĩ» (1832), còn Konstantin Flavitsky gây ám ảnh với «Công nương Tarakanova» (1864) trong ngục nước dâng.</w:t>
+      </w:r>
+    </w:p>
+    <w:p>
+      <w:pPr>
+        <w:jc w:val="both"/>
+      </w:pPr>
+      <w:r>
+        <w:t>Mẹo kể: chọn 2–3 bức chân dung có «câu chuyện đằng sau» (ai là Người đàn bà vô danh? số phận Công nương Tarakanova?) để khách tự đoán — cách này giữ sự chú ý tốt hơn là liệt kê tên.</w:t>
+      </w:r>
+    </w:p>
+    <w:p>
+      <w:pPr>
+        <w:pStyle w:val="Heading1"/>
+      </w:pPr>
+      <w:r>
+        <w:rPr>
+          <w:color w:val="152C4E"/>
+        </w:rPr>
+        <w:t>Vasily Vereshchagin — «Sự tôn vinh chiến tranh» (Апофеоз войны, 1871)</w:t>
+      </w:r>
+    </w:p>
+    <w:p>
+      <w:pPr>
+        <w:jc w:val="both"/>
+      </w:pPr>
+      <w:r>
+        <w:t>Ít bức nào ở Tretyakov khiến người xem lặng đi như «Sự tôn vinh chiến tranh» của Vasily Vereshchagin (Василий Верещагин): một kim tự tháp sọ người giữa hoang mạc cháy nắng, lũ quạ lượn quanh. Hoạ sĩ — vốn từng ra trận và chứng kiến tận mắt sự tàn khốc — đề tặng bức tranh «cho mọi kẻ chinh phạt: quá khứ, hiện tại và tương lai».</w:t>
+      </w:r>
+    </w:p>
+    <w:p>
+      <w:pPr>
+        <w:jc w:val="both"/>
+      </w:pPr>
+      <w:r>
+        <w:t>Đây là một trong những tuyên ngôn phản chiến sớm và mạnh mẽ nhất của hội hoạ thế giới, lấy cảm hứng từ những gò sọ mà quân Tamerlane (Thiếp Mộc Nhi) từng để lại. Mẹo kể: chỉ cần một câu ngắn rồi để khách tự cảm — sức nặng nằm ở chính hình ảnh, không cần bình luận nhiều.</w:t>
+      </w:r>
+    </w:p>
+    <w:p>
+      <w:pPr>
+        <w:pStyle w:val="Heading1"/>
+      </w:pPr>
+      <w:r>
+        <w:rPr>
+          <w:color w:val="152C4E"/>
+        </w:rPr>
+        <w:t>Tretyakov Mới ở Krymsky Val — nghệ thuật thế kỷ 20 &amp; tiên phong</w:t>
+      </w:r>
+    </w:p>
+    <w:p>
+      <w:pPr>
+        <w:jc w:val="both"/>
+      </w:pPr>
+      <w:r>
+        <w:t>Bộ sưu tập nghệ thuật thế kỷ 20 không nằm ở toà nhà cổ tích Lavrushinsky mà ở cơ sở «Tretyakov Mới» (Новая Третьяковка) trên đại lộ Krymsky Val, cạnh công viên Gorky và vườn tượng Muzeon. Đây là nơi trưng bày các tên tuổi tiên phong từng làm rung chuyển nghệ thuật thế giới.</w:t>
+      </w:r>
+    </w:p>
+    <w:p>
+      <w:pPr>
+        <w:jc w:val="both"/>
+      </w:pPr>
+      <w:r>
+        <w:t>Không thể bỏ qua «Hình vuông đen» (Чёрный квадрат, 1915) của Kazimir Malevich — bước ngoặt của nghệ thuật trừu tượng; «Tắm ngựa đỏ» (Купание красного коня, 1912) của Petrov-Vodkin mang màu icon mà như tiên tri về nước Nga cách mạng; «Bố cục VII» (1913) của Wassily Kandinsky; các tác phẩm của Natalia Goncharova và bức «Những phi công tương lai» (1938) của Alexander Deyneka.</w:t>
+      </w:r>
+    </w:p>
+    <w:p>
+      <w:pPr>
+        <w:jc w:val="both"/>
+      </w:pPr>
+      <w:r>
+        <w:t>Lưu ý thực tế QUAN TRỌNG cho hướng dẫn viên: Tretyakov cổ điển (Lavrushinsky) và Tretyakov Mới (Krymsky Val) là HAI địa điểm cách nhau vài km, bán vé riêng — cần nói rõ để khách không nhầm. Mẹo kể: nếu khách mê nghệ thuật hiện đại hoặc tò mò về «Hình vuông đen» trứ danh, hãy xếp riêng một buổi cho Krymsky Val.</w:t>
       </w:r>
     </w:p>
     <w:p>
@@ -1267,6 +1466,96 @@
       </w:r>
     </w:p>
     <w:p>
+      <w:r>
+        <w:rPr>
+          <w:sz w:val="22"/>
+        </w:rPr>
+        <w:t xml:space="preserve">• Morning in a Pine Forest — Wikipedia (EN) — </w:t>
+      </w:r>
+      <w:r>
+        <w:rPr>
+          <w:color w:val="204A86"/>
+          <w:sz w:val="20"/>
+        </w:rPr>
+        <w:t>https://en.wikipedia.org/wiki/Morning_in_a_Pine_Forest</w:t>
+      </w:r>
+    </w:p>
+    <w:p>
+      <w:r>
+        <w:rPr>
+          <w:sz w:val="22"/>
+        </w:rPr>
+        <w:t xml:space="preserve">• The Apotheosis of War (Vereshchagin) — Wikipedia (EN) — </w:t>
+      </w:r>
+      <w:r>
+        <w:rPr>
+          <w:color w:val="204A86"/>
+          <w:sz w:val="20"/>
+        </w:rPr>
+        <w:t>https://en.wikipedia.org/wiki/The_Apotheosis_of_War</w:t>
+      </w:r>
+    </w:p>
+    <w:p>
+      <w:r>
+        <w:rPr>
+          <w:sz w:val="22"/>
+        </w:rPr>
+        <w:t xml:space="preserve">• Black Square (Malevich) — Wikipedia (EN) — </w:t>
+      </w:r>
+      <w:r>
+        <w:rPr>
+          <w:color w:val="204A86"/>
+          <w:sz w:val="20"/>
+        </w:rPr>
+        <w:t>https://en.wikipedia.org/wiki/Black_Square_(painting)</w:t>
+      </w:r>
+    </w:p>
+    <w:p>
+      <w:r>
+        <w:rPr>
+          <w:sz w:val="22"/>
+        </w:rPr>
+        <w:t xml:space="preserve">• Girl with Peaches (Serov) — Wikipedia (EN) — </w:t>
+      </w:r>
+      <w:r>
+        <w:rPr>
+          <w:color w:val="204A86"/>
+          <w:sz w:val="20"/>
+        </w:rPr>
+        <w:t>https://en.wikipedia.org/wiki/Girl_with_Peaches</w:t>
+      </w:r>
+    </w:p>
+    <w:p>
+      <w:r>
+        <w:rPr>
+          <w:sz w:val="22"/>
+        </w:rPr>
+        <w:t xml:space="preserve">• The Rooks Have Come Back (Savrasov) — Wikipedia (EN) — </w:t>
+      </w:r>
+      <w:r>
+        <w:rPr>
+          <w:color w:val="204A86"/>
+          <w:sz w:val="20"/>
+        </w:rPr>
+        <w:t>https://en.wikipedia.org/wiki/The_Rooks_Have_Come_Back</w:t>
+      </w:r>
+    </w:p>
+    <w:p>
+      <w:r>
+        <w:rPr>
+          <w:sz w:val="22"/>
+        </w:rPr>
+        <w:t xml:space="preserve">• Audio guide chính thức của bảo tàng trên izi.TRAVEL — </w:t>
+      </w:r>
+      <w:r>
+        <w:rPr>
+          <w:color w:val="204A86"/>
+          <w:sz w:val="20"/>
+        </w:rPr>
+        <w:t>https://www.tretyakovgallery.ru/about/projects/izi-travel/</w:t>
+      </w:r>
+    </w:p>
+    <w:p>
       <w:pPr>
         <w:pStyle w:val="Heading2"/>
       </w:pPr>
@@ -1374,6 +1663,33 @@
           <w:sz w:val="20"/>
         </w:rPr>
         <w:t>Dữ kiện các tác phẩm Surikov («Утро стрелецкой казни» 1881, «Боярыня Морозова» 1887), Vasnetsov («Богатыри» 1898, «Алёнушка» 1881), Vrubel («Демон сидящий» 1890), Shishkin/Savitsky («Утро в сосновом лесу» 1889), Kramskoi («Неизвестная» 1883), Savrasov («Грачи прилетели» 1871): lịch sử mỹ thuật Nga phổ quát — nên đối chiếu bảng chú thích tại phòng trưng bày.</w:t>
+      </w:r>
+    </w:p>
+    <w:p>
+      <w:r>
+        <w:rPr>
+          <w:color w:val="5C6773"/>
+          <w:sz w:val="20"/>
+        </w:rPr>
+        <w:t>Gateway to Russia (gw2ru.com) — «25 must-see masterpieces of the Tretyakov Gallery»: danh mục kiệt tác với tác giả và niên đại (Serov «Girl with Peaches» 1887, Vereshchagin «Apotheosis of War» 1871, Malevich «Black Square» 1915, Shishkin «Morning in a Pine Forest» 1889 với gấu do Savitsky vẽ, v.v.).</w:t>
+      </w:r>
+    </w:p>
+    <w:p>
+      <w:r>
+        <w:rPr>
+          <w:color w:val="5C6773"/>
+          <w:sz w:val="20"/>
+        </w:rPr>
+        <w:t>Wikipedia (EN) — «The Demon Seated», «The Apotheosis of War», «Black Square (painting)», «Girl with Peaches», «Morning in a Pine Forest», «The Rooks Have Come Back»: nội dung, niên đại, tác giả các kiệt tác được bổ sung.</w:t>
+      </w:r>
+    </w:p>
+    <w:p>
+      <w:r>
+        <w:rPr>
+          <w:color w:val="5C6773"/>
+          <w:sz w:val="20"/>
+        </w:rPr>
+        <w:t>Trang dự án audio guide chính thức của Bảo tàng Tretyakov trên nền tảng izi.TRAVEL (tretyakovgallery.ru) — nguồn tham chiếu cho thuyết minh từng tác phẩm.</w:t>
       </w:r>
     </w:p>
     <w:p>
